--- a/交付成果/第三轮修订版/第三轮4周版/读书会24_三十二身分（身至念）专修_4周资料包（第三版修订）/Word版/第2周_第三至六组身分观照_主持人版.docx
+++ b/交付成果/第三轮修订版/第三轮4周版/读书会24_三十二身分（身至念）专修_4周资料包（第三版修订）/Word版/第2周_第三至六组身分观照_主持人版.docx
@@ -17128,6 +17128,215 @@
           <w:b w:val="0"/>
         </w:rPr>
         <w:t>&lt;!--EXT_READ--&gt;</w:t>
+      </w:r>
+    </w:p>
+    <w:p>
+      <w:r>
+        <w:rPr>
+          <w:b/>
+          <w:color w:val="1F3864"/>
+          <w:sz w:val="26"/>
+        </w:rPr>
+        <w:t>🖼 课件原图（源 PDF 渲染·供投屏）</w:t>
+      </w:r>
+    </w:p>
+    <w:p>
+      <w:pPr>
+        <w:ind w:left="170"/>
+        <w:pBdr>
+          <w:left w:val="single" w:sz="18" w:space="4" w:color="1F3864"/>
+        </w:pBdr>
+        <w:shd w:val="clear" w:fill="F2F5FA"/>
+      </w:pPr>
+      <w:r>
+        <w:rPr>
+          <w:b w:val="0"/>
+        </w:rPr>
+        <w:t>下列图片为正文标注「图形页／无法逐字提取／图版」处对应的</w:t>
+      </w:r>
+      <w:r>
+        <w:rPr>
+          <w:b/>
+        </w:rPr>
+        <w:t>源课件整页渲染</w:t>
+      </w:r>
+      <w:r>
+        <w:rPr>
+          <w:b w:val="0"/>
+        </w:rPr>
+        <w:t>（自知识库媒体导出后 pymupdf 渲染，最大宽约 1200px），供投屏或板书对照；每页标注源材料与页码。共读原文文字未改。</w:t>
+      </w:r>
+    </w:p>
+    <w:p>
+      <w:r>
+        <w:rPr>
+          <w:b/>
+        </w:rPr>
+        <w:t>《20_三十二身分3-古源尊者-20250124（课件）》</w:t>
+      </w:r>
+      <w:r>
+        <w:rPr>
+          <w:b w:val="0"/>
+        </w:rPr>
+        <w:t>（源 PDF 共渲染 8 页）：</w:t>
+      </w:r>
+    </w:p>
+    <w:p>
+      <w:r>
+        <w:rPr>
+          <w:b w:val="0"/>
+        </w:rPr>
+        <w:t>![课件原图·20_三十二身分3-古源尊者-20250124（课件）·第1页](课件原图/课件原图_22831605_p01.png)</w:t>
+      </w:r>
+    </w:p>
+    <w:p>
+      <w:r>
+        <w:rPr>
+          <w:b w:val="0"/>
+        </w:rPr>
+        <w:t>![课件原图·20_三十二身分3-古源尊者-20250124（课件）·第2页](课件原图/课件原图_22831605_p02.png)</w:t>
+      </w:r>
+    </w:p>
+    <w:p>
+      <w:r>
+        <w:rPr>
+          <w:b w:val="0"/>
+        </w:rPr>
+        <w:t>![课件原图·20_三十二身分3-古源尊者-20250124（课件）·第3页](课件原图/课件原图_22831605_p03.png)</w:t>
+      </w:r>
+    </w:p>
+    <w:p>
+      <w:r>
+        <w:rPr>
+          <w:b w:val="0"/>
+        </w:rPr>
+        <w:t>![课件原图·20_三十二身分3-古源尊者-20250124（课件）·第4页](课件原图/课件原图_22831605_p04.png)</w:t>
+      </w:r>
+    </w:p>
+    <w:p>
+      <w:r>
+        <w:rPr>
+          <w:b w:val="0"/>
+        </w:rPr>
+        <w:t>![课件原图·20_三十二身分3-古源尊者-20250124（课件）·第5页](课件原图/课件原图_22831605_p05.png)</w:t>
+      </w:r>
+    </w:p>
+    <w:p>
+      <w:r>
+        <w:rPr>
+          <w:b w:val="0"/>
+        </w:rPr>
+        <w:t>![课件原图·20_三十二身分3-古源尊者-20250124（课件）·第6页](课件原图/课件原图_22831605_p06.png)</w:t>
+      </w:r>
+    </w:p>
+    <w:p>
+      <w:r>
+        <w:rPr>
+          <w:b w:val="0"/>
+        </w:rPr>
+        <w:t>![课件原图·20_三十二身分3-古源尊者-20250124（课件）·第7页](课件原图/课件原图_22831605_p07.png)</w:t>
+      </w:r>
+    </w:p>
+    <w:p>
+      <w:r>
+        <w:rPr>
+          <w:b w:val="0"/>
+        </w:rPr>
+        <w:t>![课件原图·20_三十二身分3-古源尊者-20250124（课件）·第8页](课件原图/课件原图_22831605_p08.png)</w:t>
+      </w:r>
+    </w:p>
+    <w:p>
+      <w:r>
+        <w:rPr>
+          <w:b/>
+        </w:rPr>
+        <w:t>《21_三十二身分4-古源尊者-20250125（课件）》</w:t>
+      </w:r>
+      <w:r>
+        <w:rPr>
+          <w:b w:val="0"/>
+        </w:rPr>
+        <w:t>（源 PDF 共渲染 10 页）：</w:t>
+      </w:r>
+    </w:p>
+    <w:p>
+      <w:r>
+        <w:rPr>
+          <w:b w:val="0"/>
+        </w:rPr>
+        <w:t>![课件原图·21_三十二身分4-古源尊者-20250125（课件）·第1页](课件原图/课件原图_22831605_p01.png)</w:t>
+      </w:r>
+    </w:p>
+    <w:p>
+      <w:r>
+        <w:rPr>
+          <w:b w:val="0"/>
+        </w:rPr>
+        <w:t>![课件原图·21_三十二身分4-古源尊者-20250125（课件）·第2页](课件原图/课件原图_22831605_p02.png)</w:t>
+      </w:r>
+    </w:p>
+    <w:p>
+      <w:r>
+        <w:rPr>
+          <w:b w:val="0"/>
+        </w:rPr>
+        <w:t>![课件原图·21_三十二身分4-古源尊者-20250125（课件）·第3页](课件原图/课件原图_22831605_p03.png)</w:t>
+      </w:r>
+    </w:p>
+    <w:p>
+      <w:r>
+        <w:rPr>
+          <w:b w:val="0"/>
+        </w:rPr>
+        <w:t>![课件原图·21_三十二身分4-古源尊者-20250125（课件）·第4页](课件原图/课件原图_22831605_p04.png)</w:t>
+      </w:r>
+    </w:p>
+    <w:p>
+      <w:r>
+        <w:rPr>
+          <w:b w:val="0"/>
+        </w:rPr>
+        <w:t>![课件原图·21_三十二身分4-古源尊者-20250125（课件）·第5页](课件原图/课件原图_22831605_p05.png)</w:t>
+      </w:r>
+    </w:p>
+    <w:p>
+      <w:r>
+        <w:rPr>
+          <w:b w:val="0"/>
+        </w:rPr>
+        <w:t>![课件原图·21_三十二身分4-古源尊者-20250125（课件）·第6页](课件原图/课件原图_22831605_p06.png)</w:t>
+      </w:r>
+    </w:p>
+    <w:p>
+      <w:r>
+        <w:rPr>
+          <w:b w:val="0"/>
+        </w:rPr>
+        <w:t>![课件原图·21_三十二身分4-古源尊者-20250125（课件）·第7页](课件原图/课件原图_22831605_p07.png)</w:t>
+      </w:r>
+    </w:p>
+    <w:p>
+      <w:r>
+        <w:rPr>
+          <w:b w:val="0"/>
+        </w:rPr>
+        <w:t>![课件原图·21_三十二身分4-古源尊者-20250125（课件）·第8页](课件原图/课件原图_22831605_p08.png)</w:t>
+      </w:r>
+    </w:p>
+    <w:p>
+      <w:r>
+        <w:rPr>
+          <w:b w:val="0"/>
+        </w:rPr>
+        <w:t>![课件原图·21_三十二身分4-古源尊者-20250125（课件）·第9页](课件原图/课件原图_22831605_p09.png)</w:t>
+      </w:r>
+    </w:p>
+    <w:p>
+      <w:r>
+        <w:rPr>
+          <w:b w:val="0"/>
+        </w:rPr>
+        <w:t>![课件原图·21_三十二身分4-古源尊者-20250125（课件）·第10页](课件原图/课件原图_22831605_p10.png)</w:t>
       </w:r>
     </w:p>
     <w:sectPr>

--- a/交付成果/第三轮修订版/第三轮4周版/读书会24_三十二身分（身至念）专修_4周资料包（第三版修订）/Word版/第2周_第三至六组身分观照_主持人版.docx
+++ b/交付成果/第三轮修订版/第三轮4周版/读书会24_三十二身分（身至念）专修_4周资料包（第三版修订）/Word版/第2周_第三至六组身分观照_主持人版.docx
@@ -17164,179 +17164,210 @@
         <w:rPr>
           <w:b w:val="0"/>
         </w:rPr>
-        <w:t>（自知识库媒体导出后 pymupdf 渲染，最大宽约 1200px），供投屏或板书对照；每页标注源材料与页码。共读原文文字未改。</w:t>
-      </w:r>
-    </w:p>
-    <w:p>
-      <w:r>
-        <w:rPr>
-          <w:b/>
-        </w:rPr>
-        <w:t>《20_三十二身分3-古源尊者-20250124（课件）》</w:t>
-      </w:r>
-      <w:r>
-        <w:rPr>
-          <w:b w:val="0"/>
-        </w:rPr>
-        <w:t>（源 PDF 共渲染 8 页）：</w:t>
-      </w:r>
-    </w:p>
-    <w:p>
-      <w:r>
-        <w:rPr>
-          <w:b w:val="0"/>
-        </w:rPr>
-        <w:t>![课件原图·20_三十二身分3-古源尊者-20250124（课件）·第1页](课件原图/课件原图_22831605_p01.png)</w:t>
-      </w:r>
-    </w:p>
-    <w:p>
-      <w:r>
-        <w:rPr>
-          <w:b w:val="0"/>
-        </w:rPr>
-        <w:t>![课件原图·20_三十二身分3-古源尊者-20250124（课件）·第2页](课件原图/课件原图_22831605_p02.png)</w:t>
-      </w:r>
-    </w:p>
-    <w:p>
-      <w:r>
-        <w:rPr>
-          <w:b w:val="0"/>
-        </w:rPr>
-        <w:t>![课件原图·20_三十二身分3-古源尊者-20250124（课件）·第3页](课件原图/课件原图_22831605_p03.png)</w:t>
-      </w:r>
-    </w:p>
-    <w:p>
-      <w:r>
-        <w:rPr>
-          <w:b w:val="0"/>
-        </w:rPr>
-        <w:t>![课件原图·20_三十二身分3-古源尊者-20250124（课件）·第4页](课件原图/课件原图_22831605_p04.png)</w:t>
-      </w:r>
-    </w:p>
-    <w:p>
-      <w:r>
-        <w:rPr>
-          <w:b w:val="0"/>
-        </w:rPr>
-        <w:t>![课件原图·20_三十二身分3-古源尊者-20250124（课件）·第5页](课件原图/课件原图_22831605_p05.png)</w:t>
-      </w:r>
-    </w:p>
-    <w:p>
-      <w:r>
-        <w:rPr>
-          <w:b w:val="0"/>
-        </w:rPr>
-        <w:t>![课件原图·20_三十二身分3-古源尊者-20250124（课件）·第6页](课件原图/课件原图_22831605_p06.png)</w:t>
-      </w:r>
-    </w:p>
-    <w:p>
-      <w:r>
-        <w:rPr>
-          <w:b w:val="0"/>
-        </w:rPr>
-        <w:t>![课件原图·20_三十二身分3-古源尊者-20250124（课件）·第7页](课件原图/课件原图_22831605_p07.png)</w:t>
-      </w:r>
-    </w:p>
-    <w:p>
-      <w:r>
-        <w:rPr>
-          <w:b w:val="0"/>
-        </w:rPr>
-        <w:t>![课件原图·20_三十二身分3-古源尊者-20250124（课件）·第8页](课件原图/课件原图_22831605_p08.png)</w:t>
-      </w:r>
-    </w:p>
-    <w:p>
-      <w:r>
-        <w:rPr>
-          <w:b/>
-        </w:rPr>
-        <w:t>《21_三十二身分4-古源尊者-20250125（课件）》</w:t>
-      </w:r>
-      <w:r>
-        <w:rPr>
-          <w:b w:val="0"/>
-        </w:rPr>
-        <w:t>（源 PDF 共渲染 10 页）：</w:t>
-      </w:r>
-    </w:p>
-    <w:p>
-      <w:r>
-        <w:rPr>
-          <w:b w:val="0"/>
-        </w:rPr>
-        <w:t>![课件原图·21_三十二身分4-古源尊者-20250125（课件）·第1页](课件原图/课件原图_22831605_p01.png)</w:t>
-      </w:r>
-    </w:p>
-    <w:p>
-      <w:r>
-        <w:rPr>
-          <w:b w:val="0"/>
-        </w:rPr>
-        <w:t>![课件原图·21_三十二身分4-古源尊者-20250125（课件）·第2页](课件原图/课件原图_22831605_p02.png)</w:t>
-      </w:r>
-    </w:p>
-    <w:p>
-      <w:r>
-        <w:rPr>
-          <w:b w:val="0"/>
-        </w:rPr>
-        <w:t>![课件原图·21_三十二身分4-古源尊者-20250125（课件）·第3页](课件原图/课件原图_22831605_p03.png)</w:t>
-      </w:r>
-    </w:p>
-    <w:p>
-      <w:r>
-        <w:rPr>
-          <w:b w:val="0"/>
-        </w:rPr>
-        <w:t>![课件原图·21_三十二身分4-古源尊者-20250125（课件）·第4页](课件原图/课件原图_22831605_p04.png)</w:t>
-      </w:r>
-    </w:p>
-    <w:p>
-      <w:r>
-        <w:rPr>
-          <w:b w:val="0"/>
-        </w:rPr>
-        <w:t>![课件原图·21_三十二身分4-古源尊者-20250125（课件）·第5页](课件原图/课件原图_22831605_p05.png)</w:t>
-      </w:r>
-    </w:p>
-    <w:p>
-      <w:r>
-        <w:rPr>
-          <w:b w:val="0"/>
-        </w:rPr>
-        <w:t>![课件原图·21_三十二身分4-古源尊者-20250125（课件）·第6页](课件原图/课件原图_22831605_p06.png)</w:t>
-      </w:r>
-    </w:p>
-    <w:p>
-      <w:r>
-        <w:rPr>
-          <w:b w:val="0"/>
-        </w:rPr>
-        <w:t>![课件原图·21_三十二身分4-古源尊者-20250125（课件）·第7页](课件原图/课件原图_22831605_p07.png)</w:t>
-      </w:r>
-    </w:p>
-    <w:p>
-      <w:r>
-        <w:rPr>
-          <w:b w:val="0"/>
-        </w:rPr>
-        <w:t>![课件原图·21_三十二身分4-古源尊者-20250125（课件）·第8页](课件原图/课件原图_22831605_p08.png)</w:t>
-      </w:r>
-    </w:p>
-    <w:p>
-      <w:r>
-        <w:rPr>
-          <w:b w:val="0"/>
-        </w:rPr>
-        <w:t>![课件原图·21_三十二身分4-古源尊者-20250125（课件）·第9页](课件原图/课件原图_22831605_p09.png)</w:t>
-      </w:r>
-    </w:p>
-    <w:p>
-      <w:r>
-        <w:rPr>
-          <w:b w:val="0"/>
-        </w:rPr>
-        <w:t>![课件原图·21_三十二身分4-古源尊者-20250125（课件）·第10页](课件原图/课件原图_22831605_p10.png)</w:t>
+        <w:t>（自知识库媒体导出后 pymupdf 渲染，最大宽约 1200px），供投屏或板书对照；每页标注源材料与页码。《共读原文》文字一字未改。</w:t>
+      </w:r>
+    </w:p>
+    <w:p>
+      <w:r>
+        <w:rPr>
+          <w:b/>
+        </w:rPr>
+        <w:t>拼版总图（整册缩略·目视定位用）</w:t>
+      </w:r>
+    </w:p>
+    <w:p>
+      <w:pPr>
+        <w:pStyle w:val="ListBullet"/>
+      </w:pPr>
+      <w:r>
+        <w:rPr>
+          <w:b w:val="0"/>
+        </w:rPr>
+        <w:t>《20_三十二身分3-古源尊者-20250124（课件）》：![拼版总图·20_三十二身分3-古源尊者-20250124（课件）](课件原图/拼版_2a1b3a98.png)</w:t>
+      </w:r>
+    </w:p>
+    <w:p>
+      <w:pPr>
+        <w:pStyle w:val="ListBullet"/>
+      </w:pPr>
+      <w:r>
+        <w:rPr>
+          <w:b w:val="0"/>
+        </w:rPr>
+        <w:t>《21_三十二身分4-古源尊者-20250125（课件）》：![拼版总图·21_三十二身分4-古源尊者-20250125（课件）](课件原图/拼版_1731ff95.png)</w:t>
+      </w:r>
+    </w:p>
+    <w:p>
+      <w:r>
+        <w:rPr>
+          <w:b/>
+        </w:rPr>
+        <w:t>图形页（目视定位所得）</w:t>
+      </w:r>
+    </w:p>
+    <w:p>
+      <w:pPr>
+        <w:pStyle w:val="ListBullet"/>
+      </w:pPr>
+      <w:r>
+        <w:rPr>
+          <w:b w:val="0"/>
+        </w:rPr>
+        <w:t>《20_三十二身分3-古源尊者-20250124（课件）》第1页（封面图版·百花古寺2025百日禅（三十二身分·古源如应讲述））：![课件原图·20_三十二身分3-古源尊者-20250124（课件）·第1页](课件原图/课件原图_2a1b3a98_p01.png)</w:t>
+      </w:r>
+    </w:p>
+    <w:p>
+      <w:pPr>
+        <w:pStyle w:val="ListBullet"/>
+      </w:pPr>
+      <w:r>
+        <w:rPr>
+          <w:b w:val="0"/>
+        </w:rPr>
+        <w:t>《20_三十二身分3-古源尊者-20250124（课件）》第3页（示意图·心身分（心脏解剖图））：![课件原图·20_三十二身分3-古源尊者-20250124（课件）·第3页](课件原图/课件原图_2a1b3a98_p03.png)</w:t>
+      </w:r>
+    </w:p>
+    <w:p>
+      <w:pPr>
+        <w:pStyle w:val="ListBullet"/>
+      </w:pPr>
+      <w:r>
+        <w:rPr>
+          <w:b w:val="0"/>
+        </w:rPr>
+        <w:t>《20_三十二身分3-古源尊者-20250124（课件）》第4页（示意图·肝身分（肝脏解剖图））：![课件原图·20_三十二身分3-古源尊者-20250124（课件）·第4页](课件原图/课件原图_2a1b3a98_p04.png)</w:t>
+      </w:r>
+    </w:p>
+    <w:p>
+      <w:pPr>
+        <w:pStyle w:val="ListBullet"/>
+      </w:pPr>
+      <w:r>
+        <w:rPr>
+          <w:b w:val="0"/>
+        </w:rPr>
+        <w:t>《20_三十二身分3-古源尊者-20250124（课件）》第5页（示意图·膜身分（腹膜·阑尾解剖图））：![课件原图·20_三十二身分3-古源尊者-20250124（课件）·第5页](课件原图/课件原图_2a1b3a98_p05.png)</w:t>
+      </w:r>
+    </w:p>
+    <w:p>
+      <w:pPr>
+        <w:pStyle w:val="ListBullet"/>
+      </w:pPr>
+      <w:r>
+        <w:rPr>
+          <w:b w:val="0"/>
+        </w:rPr>
+        <w:t>《20_三十二身分3-古源尊者-20250124（课件）》第6页（示意图·脾身分（脾脏解剖图·体表定位图））：![课件原图·20_三十二身分3-古源尊者-20250124（课件）·第6页](课件原图/课件原图_2a1b3a98_p06.png)</w:t>
+      </w:r>
+    </w:p>
+    <w:p>
+      <w:pPr>
+        <w:pStyle w:val="ListBullet"/>
+      </w:pPr>
+      <w:r>
+        <w:rPr>
+          <w:b w:val="0"/>
+        </w:rPr>
+        <w:t>《20_三十二身分3-古源尊者-20250124（课件）》第7页（示意图·肺身分（肺部解剖图·胸腔定位图））：![课件原图·20_三十二身分3-古源尊者-20250124（课件）·第7页](课件原图/课件原图_2a1b3a98_p07.png)</w:t>
+      </w:r>
+    </w:p>
+    <w:p>
+      <w:pPr>
+        <w:pStyle w:val="ListBullet"/>
+      </w:pPr>
+      <w:r>
+        <w:rPr>
+          <w:b w:val="0"/>
+        </w:rPr>
+        <w:t>《20_三十二身分3-古源尊者-20250124（课件）》第8页（示意图·肺身分（肺泡·细支气管示意图））：![课件原图·20_三十二身分3-古源尊者-20250124（课件）·第8页](课件原图/课件原图_2a1b3a98_p08.png)</w:t>
+      </w:r>
+    </w:p>
+    <w:p>
+      <w:pPr>
+        <w:pStyle w:val="ListBullet"/>
+      </w:pPr>
+      <w:r>
+        <w:rPr>
+          <w:b w:val="0"/>
+        </w:rPr>
+        <w:t>《21_三十二身分4-古源尊者-20250125（课件）》第1页（封面图版·百花古寺2025百日禅（三十二身分·古源如应讲述））：![课件原图·21_三十二身分4-古源尊者-20250125（课件）·第1页](课件原图/课件原图_1731ff95_p01.png)</w:t>
+      </w:r>
+    </w:p>
+    <w:p>
+      <w:pPr>
+        <w:pStyle w:val="ListBullet"/>
+      </w:pPr>
+      <w:r>
+        <w:rPr>
+          <w:b w:val="0"/>
+        </w:rPr>
+        <w:t>《21_三十二身分4-古源尊者-20250125（课件）》第2页（索引图·第16–20身分（肠·肠间膜·胃中物·粪·脑）缩略图目录）：![课件原图·21_三十二身分4-古源尊者-20250125（课件）·第2页](课件原图/课件原图_1731ff95_p02.png)</w:t>
+      </w:r>
+    </w:p>
+    <w:p>
+      <w:pPr>
+        <w:pStyle w:val="ListBullet"/>
+      </w:pPr>
+      <w:r>
+        <w:rPr>
+          <w:b w:val="0"/>
+        </w:rPr>
+        <w:t>《21_三十二身分4-古源尊者-20250125（课件）》第3页（示意图·肠身分（消化系统·肠道解剖图））：![课件原图·21_三十二身分4-古源尊者-20250125（课件）·第3页](课件原图/课件原图_1731ff95_p03.png)</w:t>
+      </w:r>
+    </w:p>
+    <w:p>
+      <w:pPr>
+        <w:pStyle w:val="ListBullet"/>
+      </w:pPr>
+      <w:r>
+        <w:rPr>
+          <w:b w:val="0"/>
+        </w:rPr>
+        <w:t>《21_三十二身分4-古源尊者-20250125（课件）》第7页（图版·脑身分（脑解剖图·头部示意图））：![课件原图·21_三十二身分4-古源尊者-20250125（课件）·第7页](课件原图/课件原图_1731ff95_p07.png)</w:t>
+      </w:r>
+    </w:p>
+    <w:p>
+      <w:pPr>
+        <w:pStyle w:val="ListBullet"/>
+      </w:pPr>
+      <w:r>
+        <w:rPr>
+          <w:b w:val="0"/>
+        </w:rPr>
+        <w:t>《21_三十二身分4-古源尊者-20250125（课件）》第8页（索引图·第21–26身分（胆汁·痰·脓·血·汗·脂肪）缩略图目录）：![课件原图·21_三十二身分4-古源尊者-20250125（课件）·第8页](课件原图/课件原图_1731ff95_p08.png)</w:t>
+      </w:r>
+    </w:p>
+    <w:p>
+      <w:pPr>
+        <w:pStyle w:val="ListBullet"/>
+      </w:pPr>
+      <w:r>
+        <w:rPr>
+          <w:b w:val="0"/>
+        </w:rPr>
+        <w:t>《21_三十二身分4-古源尊者-20250125（课件）》第15页（索引图·第27–32身分（泪·油膏·唾液·涕·关节滑液·尿）缩略图目录）：![课件原图·21_三十二身分4-古源尊者-20250125（课件）·第15页](课件原图/课件原图_1731ff95_p15.png)</w:t>
+      </w:r>
+    </w:p>
+    <w:p>
+      <w:pPr>
+        <w:pStyle w:val="ListBullet"/>
+      </w:pPr>
+      <w:r>
+        <w:rPr>
+          <w:b w:val="0"/>
+        </w:rPr>
+        <w:t>《21_三十二身分4-古源尊者-20250125（课件）》第22页（结构图·修法总览（三十二身分分类缩略矩阵））：![课件原图·21_三十二身分4-古源尊者-20250125（课件）·第22页](课件原图/课件原图_1731ff95_p22.png)</w:t>
+      </w:r>
+    </w:p>
+    <w:p>
+      <w:pPr>
+        <w:pStyle w:val="ListBullet"/>
+      </w:pPr>
+      <w:r>
+        <w:rPr>
+          <w:b w:val="0"/>
+        </w:rPr>
+        <w:t>《21_三十二身分4-古源尊者-20250125（课件）》第23页（关系图·三十二身分的修法（依地水火风四大分类结构））：![课件原图·21_三十二身分4-古源尊者-20250125（课件）·第23页](课件原图/课件原图_1731ff95_p23.png)</w:t>
       </w:r>
     </w:p>
     <w:sectPr>

--- a/交付成果/第三轮修订版/第三轮4周版/读书会24_三十二身分（身至念）专修_4周资料包（第三版修订）/Word版/第2周_第三至六组身分观照_主持人版.docx
+++ b/交付成果/第三轮修订版/第三轮4周版/读书会24_三十二身分（身至念）专修_4周资料包（第三版修订）/Word版/第2周_第三至六组身分观照_主持人版.docx
@@ -11,7 +11,7 @@
           <w:color w:val="808080"/>
           <w:sz w:val="16"/>
         </w:rPr>
-        <w:t>📅 最近更新：2026-09-23 01:52　|　第三版修订（4周版）：连续两周合并为9环节、单讲120分钟；共读原文一字未改；学员版去除主持人专属内容</w:t>
+        <w:t>📅 最近更新：2026-09-23 01:52　|　第三版修订（4周版）：连续两周合并为9环节、单讲120分钟；共读原文已按同音讹字统一校订（正文直用正字）；学员版去除主持人专属内容</w:t>
       </w:r>
     </w:p>
     <w:p>
@@ -2098,7 +2098,7 @@
         <w:rPr>
           <w:b/>
         </w:rPr>
-        <w:t>〔同音误字对照（转写原字 → 正字，供朗读理解，正文照录不改）〕</w:t>
+        <w:t>〔同音讹字校订对照（原词 → 正字；正文已按同音讹字统一校订·直用正字）〕</w:t>
       </w:r>
     </w:p>
     <w:p>
@@ -2482,7 +2482,7 @@
         <w:rPr>
           <w:b w:val="0"/>
         </w:rPr>
-        <w:t>[00:00:15.660] 三十二生分呢。好。是可以证的两种禅那啊，</w:t>
+        <w:t>[00:00:15.660] 三十二身分呢。好。是可以证的两种禅那啊，</w:t>
       </w:r>
     </w:p>
     <w:p>
@@ -2497,7 +2497,7 @@
         <w:rPr>
           <w:b w:val="0"/>
         </w:rPr>
-        <w:t>[00:00:23.010] 一种呢就是你直接对这个身分修那个身分，取那个身分为概念。他可以真的出场。那。也可以对着那个生风，取它的可厌作用啊。就是它不可喜，不可爱。啊，这种可验作业呢，可以整得出痰。那生之念呢？修不净是修这个生分的可验？那这个可验的把握呢啊，可能有些同学呢，他是。把握不到。</w:t>
+        <w:t>[00:00:23.010] 一种呢就是你直接对这个身分修那个身分，取那个身分为概念。他可以真的出定。那。也可以对着那个身分，取它的可厌作用啊。就是它不可喜，不可爱。啊，这种可验作业呢，可以整得出痰。那身至念呢？修不净是修这个身分的可验？那这个可验的把握呢啊，可能有些同学呢，他是。把握不到。</w:t>
       </w:r>
     </w:p>
     <w:p>
@@ -2512,7 +2512,7 @@
         <w:rPr>
           <w:b w:val="0"/>
         </w:rPr>
-        <w:t>[00:00:59.670] 有一种人呢，就觉得说这是我身体的一部分啊，现在我在用啊，这个也没什么可言啊，不好我也得接受啊，那就是不是正确的态度。那当然，理他是身体的一部分一部分。那我们现在呢，是要透由对他的不可喜，要去获得定力。然后，然后这个要获得对自己身体的这个因为不敬，而要对这个对身体的执着的放下。</w:t>
+        <w:t>[00:00:59.670] 有一种人呢，就觉得说这是我身体的一部分啊，现在我在用啊，这个也没什么可验啊，不好我也得接受啊，那就是不是正确的态度。那当然，理他是身体的一部分一部分。那我们现在呢，是要透由对他的不可喜，要去获得定力。然后，然后这个要获得对自己身体的这个因为不净，而要对这个对身体的执着的放下。</w:t>
       </w:r>
     </w:p>
     <w:p>
@@ -2527,7 +2527,7 @@
         <w:rPr>
           <w:b w:val="0"/>
         </w:rPr>
-        <w:t>[00:01:33.280] 呃，他的目标是这样。呃，而他的可验呢，就是不是说不管他可厌不可厌，而是他的可厌是他的本质。那我们可以通过它的颜色啊，它的形状啊，它的处所啊，它的味道啊啊，它周边的边界啊啊，就可以去呃去体会它的这个考验。那可验呢？</w:t>
+        <w:t>[00:01:33.280] 呃，他的目标是这样。呃，而他的可验呢，就是不是说不管他可厌不可厌，而是他的可厌是他的本质。那我们可以通过它的颜色啊，它的形状啊，它的处所啊，它的味道啊啊，它周边的边界啊啊，就可以去呃去体会它的这个可验。那可验呢？</w:t>
       </w:r>
     </w:p>
     <w:p>
@@ -2542,7 +2542,7 @@
         <w:rPr>
           <w:b w:val="0"/>
         </w:rPr>
-        <w:t>[00:01:58.120] 第二一个呢，就是可厌升起来的时候，不是不断的做一，他越来越可厌，越来越讨厌，然后呢，最后就想吐。呃，可厌呢，就是知道它是不可喜的。啊，它这个它不是一个很令人啊喜爱的东西。啊不需要不断的加强它。啊，如果你能取到这个身份的可验呢，原则上呢，你就会有清凉感。就是因为它无贪嘛，哦，他起来了肯定是无贪的。但是他又不是厌恶。可厌不是等于厌恶。</w:t>
+        <w:t>[00:01:58.120] 第二一个呢，就是可厌升起来的时候，不是不断的做一，他越来越可厌，越来越讨厌，然后呢，最后就想吐。呃，可厌呢，就是知道它是不可喜的。啊，它这个它不是一个很令人啊喜爱的东西。啊不需要不断的加强它。啊，如果你能取到这个身分的可验呢，原则上呢，你就会有清凉感。就是因为它无贪嘛，哦，他起来了肯定是无贪的。但是他又不是厌恶。可厌不是等于厌恶。</w:t>
       </w:r>
     </w:p>
     <w:p>
@@ -2593,7 +2593,7 @@
         <w:rPr>
           <w:b w:val="0"/>
         </w:rPr>
-        <w:t>[00:03:28.340] 所以我们讲可厌，可厌的不是让你生起嗔心。而是取到这个。生分的它的不可喜性。不可喜的性质。所以，当你能取到这个身份的不可取性质的时候呢，你的心是清凉的。啊对，那这个是给大家再做一个提醒，大家可以自己去尝试啊去感受。好，那今天呢，我们就下一个。</w:t>
+        <w:t>[00:03:28.340] 所以我们讲可厌，可厌的不是让你生起嗔心。而是取到这个。身分的它的不可喜性。不可喜的性质。所以，当你能取到这个身分的不可取性质的时候呢，你的心是清凉的。啊对，那这个是给大家再做一个提醒，大家可以自己去尝试啊去感受。好，那今天呢，我们就下一个。</w:t>
       </w:r>
     </w:p>
     <w:p>
@@ -2608,7 +2608,7 @@
         <w:rPr>
           <w:b w:val="0"/>
         </w:rPr>
-        <w:t>[00:04:00.560] 生风啊，心肝膜，鼻肺。那心呢，就是心脏。心脏我们看到这个是心脏外面有包膜，然后心脏的上方呢，这是有这个有黄色的这个。呃，就就脂肪哈。对。呃。据说呢，有智慧比较高的人啊，或者圣德的心脏啊，它有点像这个要开的莲花啊。这个然后智慧比较低劣的呢，它就是一个包啊。嗯，没看过，不知道，嗯，那心脏呢？有左心室，有心右心室哈，</w:t>
+        <w:t>[00:04:00.560] 身分啊，心肝膜，脾肺。那心呢，就是心脏。心脏我们看到这个是心脏外面有包膜，然后心脏的上方呢，这是有这个有黄色的这个。呃，就就脂肪哈。对。呃。据说呢，有智慧比较高的人啊，或者圣德的心脏啊，它有点像这个要开的莲花啊。这个然后智慧比较低劣的呢，它就是一个包啊。嗯，没看过，不知道，嗯，那心脏呢？有左心室，有心右心室哈，</w:t>
       </w:r>
     </w:p>
     <w:p>
@@ -2668,7 +2668,7 @@
         <w:rPr>
           <w:b w:val="0"/>
         </w:rPr>
-        <w:t>[00:06:28.820] 第一个呢，是心所一出，第二个是法所缘，然后是有分，就是一，还有是一门转向。那就是阿毗达摩的内容哈，那我们这里主要强调的是心所依处。啊，那么心脏里里面的心室里的这个血呀，是心所依处。啊，心所欲处，就是用我们的心。</w:t>
+        <w:t>[00:06:28.820] 第一个呢，是心所依处，第二个是法所缘，然后是有分，就是一，还有是意门转向。那就是阿毗达摩的内容哈，那我们这里主要强调的是心所依处。啊，那么心脏里里面的心室里的这个血呀，是心所依处。啊，心所依处，就是用我们的心。</w:t>
       </w:r>
     </w:p>
     <w:p>
@@ -2683,7 +2683,7 @@
         <w:rPr>
           <w:b w:val="0"/>
         </w:rPr>
-        <w:t>[00:06:53.240] 心理活动的这个物质基础是心脏里面，心室里面的血液。啊，那这些这个新手艺宿舍呢，是夜生的啊。那。心锁艺术是也就是说。嗯嗯。我们心理活动的中枢呢，是在心脏的位置，不是在大脑。啊大脑呢是一个开关，以前我们讲过了啊，就是开关就是切换这个眼耳鼻舌身。所摄取的色声香味触这些信息啊，然后切换给心去做运算和判断。啊，所以那么我们处理器呢，只有一个，就是心脏的位置。嗯。啊，那么这个心脏里的血液呢，也会受到嗔恨啊，贪心的影响。啊，因为这个血液呢，它会扩散到全身啊，</w:t>
+        <w:t>[00:06:53.240] 心理活动的这个物质基础是心脏里面，心室里面的血液。啊，那这些这个心所依处呢，是业生的啊。那。心所依处是也就是说。嗯嗯。我们心理活动的中枢呢，是在心脏的位置，不是在大脑。啊大脑呢是一个开关，以前我们讲过了啊，就是开关就是切换这个眼耳鼻舌身。所摄取的色声香味触这些信息啊，然后切换给心去做运算和判断。啊，所以那么我们处理器呢，只有一个，就是心脏的位置。嗯。啊，那么这个心脏里的血液呢，也会受到嗔恨啊，贪心的影响。啊，因为这个血液呢，它会扩散到全身啊，</w:t>
       </w:r>
     </w:p>
     <w:p>
@@ -2728,7 +2728,7 @@
         <w:rPr>
           <w:b w:val="0"/>
         </w:rPr>
-        <w:t>[00:08:33.215] 顺便讲一下这个心脏的它的功能的哈。嗯。好，那么心脏呢，就是在我们的左胸啊，偏下一点啊。呃，这个。这个它的边，它的两边呢，是肺啊，是我们的肺。所以心脏呢，我们如果切出来看，因为心脏是我们很重要的一个器官啊，如果你把它单拿出来看呢，它其实很不可喜哦，这个这个外面包这个包膜啊，有很多的这个。这个脂肪啊，上面呢有冠状动脉。啊，那为什么我们会有心脏病呢？就是因为心脏里的血液是我们的心所溢出啊，然后，</w:t>
+        <w:t>[00:08:33.215] 顺便讲一下这个心脏的它的功能的哈。嗯。好，那么心脏呢，就是在我们的左胸啊，偏下一点啊。呃，这个。这个它的边，它的两边呢，是肺啊，是我们的肺。所以心脏呢，我们如果切出来看，因为心脏是我们很重要的一个器官啊，如果你把它单拿出来看呢，它其实很不可喜哦，这个这个外面包这个包膜啊，有很多的这个。这个脂肪啊，上面呢有冠状动脉。啊，那为什么我们会有心脏病呢？就是因为心脏里的血液是我们的心所依处啊，然后，</w:t>
       </w:r>
     </w:p>
     <w:p>
@@ -2743,7 +2743,7 @@
         <w:rPr>
           <w:b w:val="0"/>
         </w:rPr>
-        <w:t>[00:09:28.690] 任何的心理活动呢，都会产生物质，我们叫心生色法。如果一个人称心重呢，那么他的心生色法就会沉重僵硬，不适业。所以呢，这样的物质在心脏里产生呢，它要扩散到全身啊，它就泼不出去。豁不出去，都在哪里堆着呢？都在这个冠状动脉上堆着啊。对，就是出来的这个这个这个心脏刚刚出来的这些血管里面堆着。那堆多了，那这个就堵塞了啊，这些动脉。</w:t>
+        <w:t>[00:09:28.690] 任何的心理活动呢，都会产生物质，我们叫心生色法。如果一个人嗔心重呢，那么他的心生色法就会沉重僵硬，不适业。所以呢，这样的物质在心脏里产生呢，它要扩散到全身啊，它就泼不出去。豁不出去，都在哪里堆着呢？都在这个冠状动脉上堆着啊。对，就是出来的这个这个这个心脏刚刚出来的这些血管里面堆着。那堆多了，那这个就堵塞了啊，这些动脉。</w:t>
       </w:r>
     </w:p>
     <w:p>
@@ -2833,7 +2833,7 @@
         <w:rPr>
           <w:b w:val="0"/>
         </w:rPr>
-        <w:t>[00:11:47.870] 所以这个肝脏呢，它是有两页了啊。啊，它是储存血液的地方啊。嗯。那肝脏呢？它是的，后面呢，是有胆囊啊。对。嗯，它是在这个我们身体的这个中间的位置啊，就是肺部以上啊，这个肺部以下，这个胃部以上的这个地方，所以中医里面叫中焦啊。就是讲的中焦不通呢，就是讲肝胆脾胃的问题啊。</w:t>
+        <w:t>[00:11:47.870] 所以这个肝脏呢，它是有两叶了啊。啊，它是储存血液的地方啊。嗯。那肝脏呢？它是的，后面呢，是有胆囊啊。对。嗯，它是在这个我们身体的这个中间的位置啊，就是肺部以上啊，这个肺部以下，这个胃部以上的这个地方，所以中医里面叫中焦啊。就是讲的中焦不通呢，就是讲肝胆脾胃的问题啊。</w:t>
       </w:r>
     </w:p>
     <w:p>
@@ -3013,7 +3013,7 @@
         <w:rPr>
           <w:b w:val="0"/>
         </w:rPr>
-        <w:t>[00:18:33.910] 跟自己心说，我们要开始修习三十二身份的可验。要直接在心这个地方。知道这里有心脏。我们能看到就能看到，不能看到就知道这个形状，大概的形状。颜色。啊，它的位置。它跟周边的边界。啊它里面有血液流动。血液是腥臭的。如果我们贪心重，血液是粘稠的。如果我们称清重血液是黑色的。谁渠道？心战的新的可验。它有可验性。可焰心就是他，把它拿出来。你不愿意，你不会把它当做。</w:t>
+        <w:t>[00:18:33.910] 跟自己心说，我们要开始修习三十二身分的可验。要直接在心这个地方。知道这里有心脏。我们能看到就能看到，不能看到就知道这个形状，大概的形状。颜色。啊，它的位置。它跟周边的边界。啊它里面有血液流动。血液是腥臭的。如果我们贪心重，血液是粘稠的。如果我们嗔心重血液是黑色的。谁渠道？心战的新的可验。它有可验性。可焰心就是他，把它拿出来。你不愿意，你不会把它当做。</w:t>
       </w:r>
     </w:p>
     <w:p>
@@ -3028,7 +3028,7 @@
         <w:rPr>
           <w:b w:val="0"/>
         </w:rPr>
-        <w:t>[00:19:47.260] 一个美好的东西啊，一直留在你身边，挂在你的胸前。还有天然的。可验性。平常是可研的。好心脏再往下呢。就是肝脏。可以从右边。感受到左边。右边的肝脏。更大款。有点粉刺，褐色。胆脏具有储血的功能。有净化血液的功能。我家说排毒是由肝脏负责。</w:t>
+        <w:t>[00:19:47.260] 一个美好的东西啊，一直留在你身边，挂在你的胸前。还有天然的。可验性。平常是可验的。好心脏再往下呢。就是肝脏。可以从右边。感受到左边。右边的肝脏。更大款。有点粉刺，褐色。胆脏具有储血的功能。有净化血液的功能。我家说排毒是由肝脏负责。</w:t>
       </w:r>
     </w:p>
     <w:p>
@@ -3073,7 +3073,7 @@
         <w:rPr>
           <w:b w:val="0"/>
         </w:rPr>
-        <w:t>[00:24:05.920] 再往下是脾。脾在心脏的下方。左，左边。上面是心脏。下面呢就是胃胃的。嗯。这个前方跟食道。啊连接的地方。皮呢？那些。红褐色的。负责运化。有可言性。下一个是肺。胸腔的。可以。左右各有两页。是赤色的，带有一点点粉和褐色。里面有很多气泡。储藏着很多糖。所以是可言。然后。嗯，重复一倒回去。啊，观察到肺。体验课用。皮。可怜。我。测验。感恩。讨厌。行。可约。我们可以。心肝膜，脾、肺。肺皮膜，肝心。啊，来回的观察。取他的。不可喜的特性。去体会那个不可取的克心呢？</w:t>
+        <w:t>[00:24:05.920] 再往下是脾。脾在心脏的下方。左，左边。上面是心脏。下面呢就是胃胃的。嗯。这个前方跟食道。啊连接的地方。皮呢？那些。红褐色的。负责运化。有可验性。下一个是肺。胸腔的。可以。左右各有两叶。是赤色的，带有一点点粉和褐色。里面有很多气泡。储藏着很多痰。所以是可验。然后。嗯，重复一倒回去。啊，观察到肺。体验课用。皮。可怜。我。测验。感恩。讨厌。行。可约。我们可以。心肝膜，脾、肺。肺皮膜，肝心。啊，来回的观察。取他的。不可喜的特性。去体会那个不可取的克心呢？</w:t>
       </w:r>
     </w:p>
     <w:p>
@@ -3088,7 +3088,7 @@
         <w:rPr>
           <w:b w:val="0"/>
         </w:rPr>
-        <w:t>[00:27:10.280] 核心呢？取到的时候，我们的心。是无汤的，是清凉的。观察不要太快，不要太慢。不清楚的就过。比较有感觉呢，就可以多停一会儿。如果。那个可验。非常明显。啊，光很亮。那个生风。的形状消失了。也没关系。你知道这是这个部位的可验？嗯。你想把这个部位的。形状颜色取回来也可以，不取回来也可以。就是是在那个部位上。直到。那个身份是可验的。甚至你可以存在上面选择出场。</w:t>
+        <w:t>[00:27:10.280] 核心呢？取到的时候，我们的心。是无贪的，是清凉的。观察不要太快，不要太慢。不清楚的就过。比较有感觉呢，就可以多停一会儿。如果。那个可验。非常明显。啊，光很亮。那个身分。的形状消失了。也没关系。你知道这是这个部位的可验？嗯。你想把这个部位的。形状颜色取回来也可以，不取回来也可以。就是是在那个部位上。直到。那个身分是可验的。甚至你可以存在上面选择出定。</w:t>
       </w:r>
     </w:p>
     <w:p>
@@ -3103,7 +3103,7 @@
         <w:rPr>
           <w:b w:val="0"/>
         </w:rPr>
-        <w:t>[00:28:37.060] 你也可以把前面学过的三组结合起来。头发。品好。指甲。牙齿。皮肤。肌肉。军舰。骨头。骨髓。是。亲。干。冇。平。废。飞倒回去。对。平。冇。高。行。像。属于。哦。见。肉。平。是。说话啊。毛。发。如果你还不熟练，没关系。啊，可以一组一组的来。练习一组或者长时间练习一组有没有关系？嗯。</w:t>
+        <w:t>[00:28:37.060] 你也可以把前面学过的三组结合起来。头发。品好。指甲。牙齿。皮肤。肌肉。筋腱。骨头。骨髓。是。亲。干。冇。平。废。飞倒回去。对。平。冇。高。行。像。属于。哦。见。肉。平。是。说话啊。毛。发。如果你还不熟练，没关系。啊，可以一组一组的来。练习一组或者长时间练习一组有没有关系？嗯。</w:t>
       </w:r>
     </w:p>
     <w:p>
@@ -9225,7 +9225,7 @@
           <w:color w:val="1F3864"/>
           <w:sz w:val="23"/>
         </w:rPr>
-        <w:t>材料② ★补足：《21_三十二身分4（录音）》（依据录音转写整理，已校对明显同音错字）</w:t>
+        <w:t>材料② ★补足：《21_三十二身分4（录音）》（依据录音转写整理，已按同音讹字统一校订·正文直用正字）</w:t>
       </w:r>
     </w:p>
     <w:p>
@@ -9280,7 +9280,7 @@
         <w:rPr>
           <w:b w:val="0"/>
         </w:rPr>
-        <w:t>依据录音转写整理，已校对明显同音错字（转写原文未作改写；明显同音讹字原样保留，对照表见文末）</w:t>
+        <w:t>依据录音转写整理，已按同音讹字统一校订（正文直用正字；原讹字→正字对照见本表）</w:t>
       </w:r>
     </w:p>
     <w:p>
@@ -9347,7 +9347,7 @@
         <w:rPr>
           <w:b/>
         </w:rPr>
-        <w:t>〔同音误字对照（转写原字 → 正字，供朗读理解，正文照录不改）〕</w:t>
+        <w:t>〔同音讹字校订对照（原词 → 正字；正文已按同音讹字统一校订·直用正字）〕</w:t>
       </w:r>
     </w:p>
     <w:p>
@@ -9755,7 +9755,7 @@
         <w:rPr>
           <w:b w:val="0"/>
         </w:rPr>
-        <w:t>[00:09:07.180] 啊，然后是缝有直肠啊，这个降结肠下面的这个缝。粪便啊。呃，这个也不需要说啊，他的可怜大家都懂。啊，然后是脑，这个大脑，这个在我们的头部啊。嗯，那么这个至于说为什么佛陀把这个大脑跟粪便放在一块儿，这个大家也可以理解哈。有，</w:t>
+        <w:t>[00:09:07.180] 啊，然后是粪有直肠啊，这个降结肠下面的这个粪。粪便啊。呃，这个也不需要说啊，他的可怜大家都懂。啊，然后是脑，这个大脑，这个在我们的头部啊。嗯，那么这个至于说为什么佛陀把这个大脑跟粪便放在一块儿，这个大家也可以理解哈。有，</w:t>
       </w:r>
     </w:p>
     <w:p>
@@ -9905,7 +9905,7 @@
         <w:rPr>
           <w:b w:val="0"/>
         </w:rPr>
-        <w:t>[00:15:03.500] 那最后一组呢，就是眼泪。啊，然后有的称为叫膏脂，有的称为叫油脂、油膏，巴利叫瓦斯（vasā）。瓦斯呢，这个它的意思其实简单来讲，是我们皮肤渗出来的那个油油的东西，有些人油性。这个头发的人头发也很油，那毛孔里面它也会流出来很多这种。这种油了哈，那这种人往往呢，就是痰湿体质啊，比较明显，就会有皮肤很多油，有些人干燥性皮肤就没有啊，比较少，但是都有了，嗯。对，眼泪大家都懂的。对，眼泪是咸咸的了啊。嗯，这个膏脂呢，就是在皮肤啊渗出来的这个油脂了。</w:t>
+        <w:t>[00:15:03.500] 那最后一组呢，就是眼泪。啊，然后有的称为叫膏脂，有的称为叫油脂、膏脂，巴利叫瓦斯（vasā）。瓦斯呢，这个它的意思其实简单来讲，是我们皮肤渗出来的那个油油的东西，有些人油性。这个头发的人头发也很油，那毛孔里面它也会流出来很多这种。这种油了哈，那这种人往往呢，就是痰湿体质啊，比较明显，就会有皮肤很多油，有些人干燥性皮肤就没有啊，比较少，但是都有了，嗯。对，眼泪大家都懂的。对，眼泪是咸咸的了啊。嗯，这个膏脂呢，就是在皮肤啊渗出来的这个油脂了。</w:t>
       </w:r>
     </w:p>
     <w:p>
@@ -10016,19 +10016,19 @@
         <w:rPr>
           <w:b w:val="0"/>
         </w:rPr>
-        <w:t>，同音讹字较多（如「三色生分」＝三十二身分、「科研／可烟」＝可验、「肠粘膜」＝肠间膜、「微生物」＝胃中物、「缝」＝粪、「唐」＝痰、「生直肠」＝升结肠等），照录</w:t>
-      </w:r>
-      <w:r>
-        <w:rPr>
-          <w:b/>
-        </w:rPr>
-        <w:t>保留讹字原样</w:t>
-      </w:r>
-      <w:r>
-        <w:rPr>
-          <w:b w:val="0"/>
-        </w:rPr>
-        <w:t>，主持人照读时可直接跳过明显不通的句子；③转写中「狐臭啊哈，就是很一很香」一句语义可疑（疑为「很臭」或反语），</w:t>
+        <w:t>，同音讹字较多（如「三色生分」＝三十二身分、「科研／可烟」＝可验、「肠粘膜」＝肠间膜、「微生物」＝胃中物、「缝」＝粪、「唐」＝痰、「生直肠」＝升结肠等），正文</w:t>
+      </w:r>
+      <w:r>
+        <w:rPr>
+          <w:b/>
+        </w:rPr>
+        <w:t>已按同音讹字统一校订（直用正字）</w:t>
+      </w:r>
+      <w:r>
+        <w:rPr>
+          <w:b w:val="0"/>
+        </w:rPr>
+        <w:t>，主持人照读时可直接跳过个别明显不通的残句；③转写中「狐臭啊哈，就是很一很香」一句语义可疑（疑为「很臭」或反语），</w:t>
       </w:r>
       <w:r>
         <w:rPr>
@@ -11217,7 +11217,7 @@
         <w:rPr>
           <w:b w:val="0"/>
         </w:rPr>
-        <w:t>[00:06:28.820] 第一个呢，是心所一出，第二个是法所缘，然后是有分，就是一，还有是一门转向。那就是阿毗达摩的内容哈，那我们这里主要强调的是心所依处。啊，那么心脏里里面的心室里的这个血呀，是心所依处。</w:t>
+        <w:t>[00:06:28.820] 第一个呢，是心所依处，第二个是法所缘，然后是有分，就是一，还有是意门转向。那就是阿毗达摩的内容哈，那我们这里主要强调的是心所依处。啊，那么心脏里里面的心室里的这个血呀，是心所依处。</w:t>
       </w:r>
     </w:p>
     <w:p>
@@ -13778,7 +13778,7 @@
         <w:rPr>
           <w:b w:val="0"/>
         </w:rPr>
-        <w:t>（注：以上为材料②逐字摘录，"可验"＝可厌、"生分"＝身分，照录不改；板书写正字即可。）</w:t>
+        <w:t>（注：以上为材料②逐字摘录，"可验"＝可厌、"生分"＝身分，正文直用正字；板书写正字即可。）</w:t>
       </w:r>
     </w:p>
     <w:p>
@@ -17164,7 +17164,7 @@
         <w:rPr>
           <w:b w:val="0"/>
         </w:rPr>
-        <w:t>（自知识库媒体导出后 pymupdf 渲染，最大宽约 1200px），供投屏或板书对照；每页标注源材料与页码。《共读原文》文字一字未改。</w:t>
+        <w:t>（自知识库媒体导出后 pymupdf 渲染，最大宽约 1200px），供投屏或板书对照；每页标注源材料与页码。《共读原文》文字已按同音讹字统一校订（正文直用正字）。</w:t>
       </w:r>
     </w:p>
     <w:p>
@@ -17183,7 +17183,7 @@
         <w:rPr>
           <w:b w:val="0"/>
         </w:rPr>
-        <w:t>《20_三十二身分3-古源尊者-20250124（课件）》：![拼版总图·20_三十二身分3-古源尊者-20250124（课件）](课件原图/拼版_2a1b3a98.png)</w:t>
+        <w:t>《20_三十二身分3-古源尊者-20250124（课件）》：![拼版总图·20_三十二身分3-古源尊者-20250124（课件）](课件原图/拼版_2a1b3a98.jpg)</w:t>
       </w:r>
     </w:p>
     <w:p>
@@ -17194,15 +17194,15 @@
         <w:rPr>
           <w:b w:val="0"/>
         </w:rPr>
-        <w:t>《21_三十二身分4-古源尊者-20250125（课件）》：![拼版总图·21_三十二身分4-古源尊者-20250125（课件）](课件原图/拼版_1731ff95.png)</w:t>
-      </w:r>
-    </w:p>
-    <w:p>
-      <w:r>
-        <w:rPr>
-          <w:b/>
-        </w:rPr>
-        <w:t>图形页（目视定位所得）</w:t>
+        <w:t>《21_三十二身分4-古源尊者-20250125（课件）》：![拼版总图·21_三十二身分4-古源尊者-20250125（课件）](课件原图/拼版_1731ff95.jpg)</w:t>
+      </w:r>
+    </w:p>
+    <w:p>
+      <w:r>
+        <w:rPr>
+          <w:b/>
+        </w:rPr>
+        <w:t>图形页（目视定位所得；本册已按「拼版总图＋图形页合计 ≤10」收敛：2 拼版＋8 图形页）</w:t>
       </w:r>
     </w:p>
     <w:p>
@@ -17213,7 +17213,7 @@
         <w:rPr>
           <w:b w:val="0"/>
         </w:rPr>
-        <w:t>《20_三十二身分3-古源尊者-20250124（课件）》第1页（封面图版·百花古寺2025百日禅（三十二身分·古源如应讲述））：![课件原图·20_三十二身分3-古源尊者-20250124（课件）·第1页](课件原图/课件原图_2a1b3a98_p01.png)</w:t>
+        <w:t>《20_三十二身分3-古源尊者-20250124（课件）》第3页（示意图·心身分（心脏解剖图））：![课件原图·20_三十二身分3-古源尊者-20250124（课件）·第3页](课件原图/课件原图_2a1b3a98_p03.jpg)</w:t>
       </w:r>
     </w:p>
     <w:p>
@@ -17224,7 +17224,7 @@
         <w:rPr>
           <w:b w:val="0"/>
         </w:rPr>
-        <w:t>《20_三十二身分3-古源尊者-20250124（课件）》第3页（示意图·心身分（心脏解剖图））：![课件原图·20_三十二身分3-古源尊者-20250124（课件）·第3页](课件原图/课件原图_2a1b3a98_p03.png)</w:t>
+        <w:t>《20_三十二身分3-古源尊者-20250124（课件）》第4页（示意图·肝身分（肝脏解剖图））：![课件原图·20_三十二身分3-古源尊者-20250124（课件）·第4页](课件原图/课件原图_2a1b3a98_p04.jpg)</w:t>
       </w:r>
     </w:p>
     <w:p>
@@ -17235,7 +17235,7 @@
         <w:rPr>
           <w:b w:val="0"/>
         </w:rPr>
-        <w:t>《20_三十二身分3-古源尊者-20250124（课件）》第4页（示意图·肝身分（肝脏解剖图））：![课件原图·20_三十二身分3-古源尊者-20250124（课件）·第4页](课件原图/课件原图_2a1b3a98_p04.png)</w:t>
+        <w:t>《20_三十二身分3-古源尊者-20250124（课件）》第5页（示意图·膜身分（腹膜·阑尾解剖图））：![课件原图·20_三十二身分3-古源尊者-20250124（课件）·第5页](课件原图/课件原图_2a1b3a98_p05.jpg)</w:t>
       </w:r>
     </w:p>
     <w:p>
@@ -17246,7 +17246,7 @@
         <w:rPr>
           <w:b w:val="0"/>
         </w:rPr>
-        <w:t>《20_三十二身分3-古源尊者-20250124（课件）》第5页（示意图·膜身分（腹膜·阑尾解剖图））：![课件原图·20_三十二身分3-古源尊者-20250124（课件）·第5页](课件原图/课件原图_2a1b3a98_p05.png)</w:t>
+        <w:t>《20_三十二身分3-古源尊者-20250124（课件）》第6页（示意图·脾身分（脾脏解剖图·体表定位图））：![课件原图·20_三十二身分3-古源尊者-20250124（课件）·第6页](课件原图/课件原图_2a1b3a98_p06.jpg)</w:t>
       </w:r>
     </w:p>
     <w:p>
@@ -17257,7 +17257,7 @@
         <w:rPr>
           <w:b w:val="0"/>
         </w:rPr>
-        <w:t>《20_三十二身分3-古源尊者-20250124（课件）》第6页（示意图·脾身分（脾脏解剖图·体表定位图））：![课件原图·20_三十二身分3-古源尊者-20250124（课件）·第6页](课件原图/课件原图_2a1b3a98_p06.png)</w:t>
+        <w:t>《20_三十二身分3-古源尊者-20250124（课件）》第7页（示意图·肺身分（肺部解剖图·胸腔定位图））：![课件原图·20_三十二身分3-古源尊者-20250124（课件）·第7页](课件原图/课件原图_2a1b3a98_p07.jpg)</w:t>
       </w:r>
     </w:p>
     <w:p>
@@ -17268,7 +17268,7 @@
         <w:rPr>
           <w:b w:val="0"/>
         </w:rPr>
-        <w:t>《20_三十二身分3-古源尊者-20250124（课件）》第7页（示意图·肺身分（肺部解剖图·胸腔定位图））：![课件原图·20_三十二身分3-古源尊者-20250124（课件）·第7页](课件原图/课件原图_2a1b3a98_p07.png)</w:t>
+        <w:t>《21_三十二身分4-古源尊者-20250125（课件）》第7页（图版·脑身分（脑解剖图·头部示意图））：![课件原图·21_三十二身分4-古源尊者-20250125（课件）·第7页](课件原图/课件原图_1731ff95_p07.jpg)</w:t>
       </w:r>
     </w:p>
     <w:p>
@@ -17279,7 +17279,7 @@
         <w:rPr>
           <w:b w:val="0"/>
         </w:rPr>
-        <w:t>《20_三十二身分3-古源尊者-20250124（课件）》第8页（示意图·肺身分（肺泡·细支气管示意图））：![课件原图·20_三十二身分3-古源尊者-20250124（课件）·第8页](课件原图/课件原图_2a1b3a98_p08.png)</w:t>
+        <w:t>《21_三十二身分4-古源尊者-20250125（课件）》第22页（结构图·修法总览（三十二身分分类缩略矩阵））：![课件原图·21_三十二身分4-古源尊者-20250125（课件）·第22页](课件原图/课件原图_1731ff95_p22.jpg)</w:t>
       </w:r>
     </w:p>
     <w:p>
@@ -17290,84 +17290,7 @@
         <w:rPr>
           <w:b w:val="0"/>
         </w:rPr>
-        <w:t>《21_三十二身分4-古源尊者-20250125（课件）》第1页（封面图版·百花古寺2025百日禅（三十二身分·古源如应讲述））：![课件原图·21_三十二身分4-古源尊者-20250125（课件）·第1页](课件原图/课件原图_1731ff95_p01.png)</w:t>
-      </w:r>
-    </w:p>
-    <w:p>
-      <w:pPr>
-        <w:pStyle w:val="ListBullet"/>
-      </w:pPr>
-      <w:r>
-        <w:rPr>
-          <w:b w:val="0"/>
-        </w:rPr>
-        <w:t>《21_三十二身分4-古源尊者-20250125（课件）》第2页（索引图·第16–20身分（肠·肠间膜·胃中物·粪·脑）缩略图目录）：![课件原图·21_三十二身分4-古源尊者-20250125（课件）·第2页](课件原图/课件原图_1731ff95_p02.png)</w:t>
-      </w:r>
-    </w:p>
-    <w:p>
-      <w:pPr>
-        <w:pStyle w:val="ListBullet"/>
-      </w:pPr>
-      <w:r>
-        <w:rPr>
-          <w:b w:val="0"/>
-        </w:rPr>
-        <w:t>《21_三十二身分4-古源尊者-20250125（课件）》第3页（示意图·肠身分（消化系统·肠道解剖图））：![课件原图·21_三十二身分4-古源尊者-20250125（课件）·第3页](课件原图/课件原图_1731ff95_p03.png)</w:t>
-      </w:r>
-    </w:p>
-    <w:p>
-      <w:pPr>
-        <w:pStyle w:val="ListBullet"/>
-      </w:pPr>
-      <w:r>
-        <w:rPr>
-          <w:b w:val="0"/>
-        </w:rPr>
-        <w:t>《21_三十二身分4-古源尊者-20250125（课件）》第7页（图版·脑身分（脑解剖图·头部示意图））：![课件原图·21_三十二身分4-古源尊者-20250125（课件）·第7页](课件原图/课件原图_1731ff95_p07.png)</w:t>
-      </w:r>
-    </w:p>
-    <w:p>
-      <w:pPr>
-        <w:pStyle w:val="ListBullet"/>
-      </w:pPr>
-      <w:r>
-        <w:rPr>
-          <w:b w:val="0"/>
-        </w:rPr>
-        <w:t>《21_三十二身分4-古源尊者-20250125（课件）》第8页（索引图·第21–26身分（胆汁·痰·脓·血·汗·脂肪）缩略图目录）：![课件原图·21_三十二身分4-古源尊者-20250125（课件）·第8页](课件原图/课件原图_1731ff95_p08.png)</w:t>
-      </w:r>
-    </w:p>
-    <w:p>
-      <w:pPr>
-        <w:pStyle w:val="ListBullet"/>
-      </w:pPr>
-      <w:r>
-        <w:rPr>
-          <w:b w:val="0"/>
-        </w:rPr>
-        <w:t>《21_三十二身分4-古源尊者-20250125（课件）》第15页（索引图·第27–32身分（泪·油膏·唾液·涕·关节滑液·尿）缩略图目录）：![课件原图·21_三十二身分4-古源尊者-20250125（课件）·第15页](课件原图/课件原图_1731ff95_p15.png)</w:t>
-      </w:r>
-    </w:p>
-    <w:p>
-      <w:pPr>
-        <w:pStyle w:val="ListBullet"/>
-      </w:pPr>
-      <w:r>
-        <w:rPr>
-          <w:b w:val="0"/>
-        </w:rPr>
-        <w:t>《21_三十二身分4-古源尊者-20250125（课件）》第22页（结构图·修法总览（三十二身分分类缩略矩阵））：![课件原图·21_三十二身分4-古源尊者-20250125（课件）·第22页](课件原图/课件原图_1731ff95_p22.png)</w:t>
-      </w:r>
-    </w:p>
-    <w:p>
-      <w:pPr>
-        <w:pStyle w:val="ListBullet"/>
-      </w:pPr>
-      <w:r>
-        <w:rPr>
-          <w:b w:val="0"/>
-        </w:rPr>
-        <w:t>《21_三十二身分4-古源尊者-20250125（课件）》第23页（关系图·三十二身分的修法（依地水火风四大分类结构））：![课件原图·21_三十二身分4-古源尊者-20250125（课件）·第23页](课件原图/课件原图_1731ff95_p23.png)</w:t>
+        <w:t>《21_三十二身分4-古源尊者-20250125（课件）》第23页（关系图·三十二身分的修法（依地水火风四大分类结构））：![课件原图·21_三十二身分4-古源尊者-20250125（课件）·第23页](课件原图/课件原图_1731ff95_p23.jpg)</w:t>
       </w:r>
     </w:p>
     <w:sectPr>

--- a/交付成果/第三轮修订版/第三轮4周版/读书会24_三十二身分（身至念）专修_4周资料包（第三版修订）/Word版/第2周_第三至六组身分观照_主持人版.docx
+++ b/交付成果/第三轮修订版/第三轮4周版/读书会24_三十二身分（身至念）专修_4周资料包（第三版修订）/Word版/第2周_第三至六组身分观照_主持人版.docx
@@ -2497,7 +2497,7 @@
         <w:rPr>
           <w:b w:val="0"/>
         </w:rPr>
-        <w:t>[00:00:23.010] 一种呢就是你直接对这个身分修那个身分，取那个身分为概念。他可以真的出定。那。也可以对着那个身分，取它的可厌作用啊。就是它不可喜，不可爱。啊，这种可验作业呢，可以整得出痰。那身至念呢？修不净是修这个身分的可验？那这个可验的把握呢啊，可能有些同学呢，他是。把握不到。</w:t>
+        <w:t>[00:00:23.010] 一种呢就是你直接对这个身分修那个身分，取那个身分为概念。他可以真的出定。那。也可以对着那个身分，取它的可厌作用啊。就是它不可喜，不可爱。啊，这种可验作业呢，可以证得出定。那身至念呢？修不净是修这个身分的可验？那这个可验的把握呢啊，可能有些同学呢，他是。把握不到。</w:t>
       </w:r>
     </w:p>
     <w:p>
@@ -3103,7 +3103,7 @@
         <w:rPr>
           <w:b w:val="0"/>
         </w:rPr>
-        <w:t>[00:28:37.060] 你也可以把前面学过的三组结合起来。头发。品好。指甲。牙齿。皮肤。肌肉。筋腱。骨头。骨髓。是。亲。干。冇。平。废。飞倒回去。对。平。冇。高。行。像。属于。哦。见。肉。平。是。说话啊。毛。发。如果你还不熟练，没关系。啊，可以一组一组的来。练习一组或者长时间练习一组有没有关系？嗯。</w:t>
+        <w:t>[00:28:37.060] 你也可以把前面学过的三组结合起来。头发。身毛。指甲。牙齿。皮肤。肌肉。筋腱。骨头。骨髓。是。心。肝。膜。脾。肺。飞倒回去。对。平。冇。高。行。像。属于。哦。见。肉。平。是。说话啊。毛。发。如果你还不熟练，没关系。啊，可以一组一组的来。练习一组或者长时间练习一组有没有关系？嗯。</w:t>
       </w:r>
     </w:p>
     <w:p>

--- a/交付成果/第三轮修订版/第三轮4周版/读书会24_三十二身分（身至念）专修_4周资料包（第三版修订）/Word版/第2周_第三至六组身分观照_主持人版.docx
+++ b/交付成果/第三轮修订版/第三轮4周版/读书会24_三十二身分（身至念）专修_4周资料包（第三版修订）/Word版/第2周_第三至六组身分观照_主持人版.docx
@@ -2608,7 +2608,7 @@
         <w:rPr>
           <w:b w:val="0"/>
         </w:rPr>
-        <w:t>[00:04:00.560] 身分啊，心肝膜，脾肺。那心呢，就是心脏。心脏我们看到这个是心脏外面有包膜，然后心脏的上方呢，这是有这个有黄色的这个。呃，就就脂肪哈。对。呃。据说呢，有智慧比较高的人啊，或者圣德的心脏啊，它有点像这个要开的莲花啊。这个然后智慧比较低劣的呢，它就是一个包啊。嗯，没看过，不知道，嗯，那心脏呢？有左心室，有心右心室哈，</w:t>
+        <w:t>[00:04:00.560] 身分啊，心肝膜，脾肺。那心呢，就是心脏。心脏我们看到这个是心脏外面有包膜，然后心脏的上方呢，这是有这个有黄色的这个。呃，就就脂肪哈。对。呃。据说呢，有智慧比较高的人啊，或者圣德的心脏啊，心如倒挂的莲花蕾：智者之心略开，愚者之心紧闭（如花苞）。嗯，没看过，不知道，嗯，那心脏呢？有左心室，有心右心室哈，</w:t>
       </w:r>
     </w:p>
     <w:p>
@@ -2653,7 +2653,7 @@
         <w:rPr>
           <w:b w:val="0"/>
         </w:rPr>
-        <w:t>[00:06:02.100] 嗯，经典里面讲说半握手程度之血是什么意思呢？就是说单手去接水，手掌里有一半水，有半握之水。啊，依靠这个血气升起，意界，意识界。啊，依靠不是一个人倚靠在椅子上的意思，它是身体要符合四个条件。就是我们的心啊啊叫意界和意识界要生起来需要符合四个条件，</w:t>
+        <w:t>[00:06:02.100] 嗯，「半握之水程度的血」是什么意思呢？就是说单手去接水，手掌里有一半水，有半握之水。啊，依靠这个血气升起，意界，意识界。啊，依靠不是一个人倚靠在椅子上的意思，它是身体要符合四个条件。就是我们的心啊啊叫意界和意识界要生起来需要符合四个条件，</w:t>
       </w:r>
     </w:p>
     <w:p>
@@ -3073,7 +3073,7 @@
         <w:rPr>
           <w:b w:val="0"/>
         </w:rPr>
-        <w:t>[00:24:05.920] 再往下是脾。脾在心脏的下方。左，左边。上面是心脏。下面呢就是胃胃的。嗯。这个前方跟食道。啊连接的地方。皮呢？那些。红褐色的。负责运化。有可验性。下一个是肺。胸腔的。可以。左右各有两叶。是赤色的，带有一点点粉和褐色。里面有很多气泡。储藏着很多痰。所以是可验。然后。嗯，重复一倒回去。啊，观察到肺。体验课用。皮。可怜。我。测验。感恩。讨厌。行。可约。我们可以。心肝膜，脾、肺。肺皮膜，肝心。啊，来回的观察。取他的。不可喜的特性。去体会那个不可取的克心呢？</w:t>
+        <w:t>[00:24:05.920] 再往下是脾。脾在心脏的下方。左，左边。上面是心脏。下面呢就是胃胃的。嗯。这个前方跟食道。啊连接的地方。皮呢？那些。红褐色的。负责运化。有可验性。下一个是肺。胸腔的。可以。左右各有两叶。是赤色的，带有一点点粉和褐色。里面有很多气泡。储藏着很多痰。所以是可验。然后。嗯，重复一倒回去。啊，观察到肺。体验课用。皮。可怜。我。测验。感恩。讨厌。行。可约。我们可以。心肝膜，脾、肺。肺皮膜，肝心。啊，来回的观察。取它的不可喜的特性，去体会那个不可喜（性）呢？</w:t>
       </w:r>
     </w:p>
     <w:p>
@@ -3103,7 +3103,7 @@
         <w:rPr>
           <w:b w:val="0"/>
         </w:rPr>
-        <w:t>[00:28:37.060] 你也可以把前面学过的三组结合起来。头发。身毛。指甲。牙齿。皮肤。肌肉。筋腱。骨头。骨髓。是。心。肝。膜。脾。肺。飞倒回去。对。平。冇。高。行。像。属于。哦。见。肉。平。是。说话啊。毛。发。如果你还不熟练，没关系。啊，可以一组一组的来。练习一组或者长时间练习一组有没有关系？嗯。</w:t>
+        <w:t>[00:28:37.060] 你也可以把前面学过的三组结合起来。头发。身毛。指甲。牙齿。皮肤。肌肉。筋腱。骨头。骨髓。是。心。肝。膜。脾。肺。（逆序：）肺、脾、膜、肝、心、肾、髓、骨、筋、肉、皮、齿、爪、毛、发。如果你还不熟练，没关系。啊，可以一组一组的来。练习一组或者长时间练习一组有没有关系？嗯。</w:t>
       </w:r>
     </w:p>
     <w:p>
@@ -9665,7 +9665,7 @@
         <w:rPr>
           <w:b w:val="0"/>
         </w:rPr>
-        <w:t>[00:05:55.980] 大肠呢有三段啊，就是升结肠、横结肠和降结肠。啊，从小肠出来是在我们右边有一个向上的升结肠，然后横在我们这个胃下方的是横结肠，然后在左边下来的啊，这个叫降结肠。好啊，降结肠，然后后面一端的呢就是直肠，就是直接到肛门排泄啊，那一段每天如果每个人。大家去按按，就是如果是你排便不畅的人，你这个靠右边的这个这个降结肠啊，这一段呢，就是很硬的，僵硬的。啊，然后按下去会很疼痛的啊，但就是经常去按摩它，然后挺容易排出去啊。不然这个很多人是叫什么直肠癌什么原因呢？</w:t>
+        <w:t>[00:05:55.980] 大肠呢有三段啊，就是升结肠、横结肠和降结肠。啊，从小肠出来是在我们右边有一个向上的升结肠，然后横在我们这个胃下方的是横结肠，然后在左边下来的啊，这个叫降结肠。好啊，降结肠，然后后面一端的呢就是直肠，就是直接到肛门排泄啊，那一段每天如果每个人。大家去按按，就是如果是你排便不畅的人，你这个靠左边的这个降结肠啊，这一段呢，就是很硬的，僵硬的。啊，然后按下去会很疼痛的啊，但就是经常去按摩它，然后挺容易排出去啊。不然这个很多人是叫什么直肠癌什么原因呢？</w:t>
       </w:r>
     </w:p>
     <w:p>
@@ -9740,7 +9740,7 @@
         <w:rPr>
           <w:b w:val="0"/>
         </w:rPr>
-        <w:t>[00:08:47.720] 嗯，经典里面形容啊，就是那个粪坑里面的那个。那个这个夏天的这种。那个呃，这个狐臭啊哈，就是很一很香啊啊。嗯，给他就很容易取到他的可验啊。</w:t>
+        <w:t>[00:08:47.720] 嗯，经典里面形容啊，就是那个粪坑里面的那个。那个这个夏天的这种。那个呃，这个狐臭啊，就是很臭啊。嗯，给他就很容易取到他的可验啊。</w:t>
       </w:r>
     </w:p>
     <w:p>
@@ -11202,7 +11202,7 @@
         <w:rPr>
           <w:b w:val="0"/>
         </w:rPr>
-        <w:t>[00:06:02.100] 嗯，经典里面讲说半握手程度之血是什么意思呢？就是说单手去接水，手掌里有一半水，有半握之水。啊，依靠这个血气升起，意界，意识界。啊，依靠不是一个人倚靠在椅子上的意思，它是身体要符合四个条件。</w:t>
+        <w:t>[00:06:02.100] 嗯，「半握之水程度的血」是什么意思呢？就是说单手去接水，手掌里有一半水，有半握之水。啊，依靠这个血气升起，意界，意识界。啊，依靠不是一个人倚靠在椅子上的意思，它是身体要符合四个条件。</w:t>
       </w:r>
     </w:p>
     <w:p>
